--- a/dist/Jessie-Chan-CV-capitalcom-ua.docx
+++ b/dist/Jessie-Chan-CV-capitalcom-ua.docx
@@ -177,7 +177,7 @@
           <w:sz w:val="20"/>
           <w:szCs w:val="20"/>
         </w:rPr>
-        <w:t xml:space="preserve">Led international expansion of paid search from 2 to 26 countries, scaling 9 to 121 live campaigns and 47 to 2,597 keywords with country-level bid and creative strategy</w:t>
+        <w:t xml:space="preserve">Led international expansion of paid search, increasing markets from 2 to 26 (13x), live campaigns from 9 to 121 (13x) and keywords from 47 to 2,597 (55x) with country-level bid and creative strategy</w:t>
       </w:r>
     </w:p>
     <w:p>

--- a/dist/Jessie-Chan-CV-capitalcom-ua.docx
+++ b/dist/Jessie-Chan-CV-capitalcom-ua.docx
@@ -177,7 +177,7 @@
           <w:sz w:val="20"/>
           <w:szCs w:val="20"/>
         </w:rPr>
-        <w:t xml:space="preserve">Led international expansion of paid search, increasing markets from 2 to 26 (13x), live campaigns from 9 to 121 (13x) and keywords from 47 to 2,597 (55x) with country-level bid and creative strategy</w:t>
+        <w:t xml:space="preserve">Led international expansion of paid search, increasing markets from 2 to 26 (13x) and live campaigns from 9 to 121 (13x) with country-level bid and creative strategy</w:t>
       </w:r>
     </w:p>
     <w:p>

--- a/dist/Jessie-Chan-CV-capitalcom-ua.docx
+++ b/dist/Jessie-Chan-CV-capitalcom-ua.docx
@@ -392,7 +392,7 @@
           <w:sz w:val="20"/>
           <w:szCs w:val="20"/>
         </w:rPr>
-        <w:t xml:space="preserve">Managed £50k+ monthly paid budget with full accountability for efficiency, sustaining 120% ROAS</w:t>
+        <w:t xml:space="preserve">Managed £50k+ monthly paid budget, sustaining 120% ROAS</w:t>
       </w:r>
     </w:p>
     <w:p>
